--- a/Formato de la practica/Formato de práctica - blowfish.docx
+++ b/Formato de la practica/Formato de práctica - blowfish.docx
@@ -1910,7 +1910,7 @@
       <w:pPr>
         <w:pStyle w:val="Ttulo1"/>
       </w:pPr>
-      <w:bookmarkStart w:id="0" w:name="_Toc228800332"/>
+      <w:bookmarkStart w:id="0" w:name="_Toc229119498"/>
       <w:r>
         <w:lastRenderedPageBreak/>
         <w:t>Introducción</w:t>
@@ -2060,7 +2060,7 @@
           <w:r>
             <w:fldChar w:fldCharType="separate"/>
           </w:r>
-          <w:hyperlink w:anchor="_Toc228800332" w:history="1">
+          <w:hyperlink w:anchor="_Toc229119498" w:history="1">
             <w:r>
               <w:rPr>
                 <w:rStyle w:val="Hipervnculo"/>
@@ -2087,7 +2087,7 @@
                 <w:noProof/>
                 <w:webHidden/>
               </w:rPr>
-              <w:instrText xml:space="preserve"> PAGEREF _Toc228800332 \h </w:instrText>
+              <w:instrText xml:space="preserve"> PAGEREF _Toc229119498 \h </w:instrText>
             </w:r>
             <w:r>
               <w:rPr>
@@ -2131,7 +2131,7 @@
               <w:lang w:eastAsia="es-MX"/>
             </w:rPr>
           </w:pPr>
-          <w:hyperlink w:anchor="_Toc228800333" w:history="1">
+          <w:hyperlink w:anchor="_Toc229119499" w:history="1">
             <w:r>
               <w:rPr>
                 <w:rStyle w:val="Hipervnculo"/>
@@ -2158,7 +2158,7 @@
                 <w:noProof/>
                 <w:webHidden/>
               </w:rPr>
-              <w:instrText xml:space="preserve"> PAGEREF _Toc228800333 \h </w:instrText>
+              <w:instrText xml:space="preserve"> PAGEREF _Toc229119499 \h </w:instrText>
             </w:r>
             <w:r>
               <w:rPr>
@@ -2202,7 +2202,7 @@
               <w:lang w:eastAsia="es-MX"/>
             </w:rPr>
           </w:pPr>
-          <w:hyperlink w:anchor="_Toc228800334" w:history="1">
+          <w:hyperlink w:anchor="_Toc229119500" w:history="1">
             <w:r>
               <w:rPr>
                 <w:rStyle w:val="Hipervnculo"/>
@@ -2229,7 +2229,7 @@
                 <w:noProof/>
                 <w:webHidden/>
               </w:rPr>
-              <w:instrText xml:space="preserve"> PAGEREF _Toc228800334 \h </w:instrText>
+              <w:instrText xml:space="preserve"> PAGEREF _Toc229119500 \h </w:instrText>
             </w:r>
             <w:r>
               <w:rPr>
@@ -2273,7 +2273,7 @@
               <w:lang w:eastAsia="es-MX"/>
             </w:rPr>
           </w:pPr>
-          <w:hyperlink w:anchor="_Toc228800335" w:history="1">
+          <w:hyperlink w:anchor="_Toc229119501" w:history="1">
             <w:r>
               <w:rPr>
                 <w:rStyle w:val="Hipervnculo"/>
@@ -2300,7 +2300,7 @@
                 <w:noProof/>
                 <w:webHidden/>
               </w:rPr>
-              <w:instrText xml:space="preserve"> PAGEREF _Toc228800335 \h </w:instrText>
+              <w:instrText xml:space="preserve"> PAGEREF _Toc229119501 \h </w:instrText>
             </w:r>
             <w:r>
               <w:rPr>
@@ -2344,7 +2344,7 @@
               <w:lang w:eastAsia="es-MX"/>
             </w:rPr>
           </w:pPr>
-          <w:hyperlink w:anchor="_Toc228800336" w:history="1">
+          <w:hyperlink w:anchor="_Toc229119502" w:history="1">
             <w:r>
               <w:rPr>
                 <w:rStyle w:val="Hipervnculo"/>
@@ -2371,7 +2371,7 @@
                 <w:noProof/>
                 <w:webHidden/>
               </w:rPr>
-              <w:instrText xml:space="preserve"> PAGEREF _Toc228800336 \h </w:instrText>
+              <w:instrText xml:space="preserve"> PAGEREF _Toc229119502 \h </w:instrText>
             </w:r>
             <w:r>
               <w:rPr>
@@ -2415,7 +2415,7 @@
               <w:lang w:eastAsia="es-MX"/>
             </w:rPr>
           </w:pPr>
-          <w:hyperlink w:anchor="_Toc228800337" w:history="1">
+          <w:hyperlink w:anchor="_Toc229119503" w:history="1">
             <w:r>
               <w:rPr>
                 <w:rStyle w:val="Hipervnculo"/>
@@ -2442,7 +2442,7 @@
                 <w:noProof/>
                 <w:webHidden/>
               </w:rPr>
-              <w:instrText xml:space="preserve"> PAGEREF _Toc228800337 \h </w:instrText>
+              <w:instrText xml:space="preserve"> PAGEREF _Toc229119503 \h </w:instrText>
             </w:r>
             <w:r>
               <w:rPr>
@@ -2486,7 +2486,7 @@
               <w:lang w:eastAsia="es-MX"/>
             </w:rPr>
           </w:pPr>
-          <w:hyperlink w:anchor="_Toc228800338" w:history="1">
+          <w:hyperlink w:anchor="_Toc229119504" w:history="1">
             <w:r>
               <w:rPr>
                 <w:rStyle w:val="Hipervnculo"/>
@@ -2513,7 +2513,7 @@
                 <w:noProof/>
                 <w:webHidden/>
               </w:rPr>
-              <w:instrText xml:space="preserve"> PAGEREF _Toc228800338 \h </w:instrText>
+              <w:instrText xml:space="preserve"> PAGEREF _Toc229119504 \h </w:instrText>
             </w:r>
             <w:r>
               <w:rPr>
@@ -2557,13 +2557,13 @@
               <w:lang w:eastAsia="es-MX"/>
             </w:rPr>
           </w:pPr>
-          <w:hyperlink w:anchor="_Toc228800339" w:history="1">
+          <w:hyperlink w:anchor="_Toc229119505" w:history="1">
             <w:r>
               <w:rPr>
                 <w:rStyle w:val="Hipervnculo"/>
                 <w:noProof/>
               </w:rPr>
-              <w:t>Observaciones</w:t>
+              <w:t>Proyección a futuro</w:t>
             </w:r>
             <w:r>
               <w:rPr>
@@ -2584,7 +2584,7 @@
                 <w:noProof/>
                 <w:webHidden/>
               </w:rPr>
-              <w:instrText xml:space="preserve"> PAGEREF _Toc228800339 \h </w:instrText>
+              <w:instrText xml:space="preserve"> PAGEREF _Toc229119505 \h </w:instrText>
             </w:r>
             <w:r>
               <w:rPr>
@@ -2628,13 +2628,13 @@
               <w:lang w:eastAsia="es-MX"/>
             </w:rPr>
           </w:pPr>
-          <w:hyperlink w:anchor="_Toc228800340" w:history="1">
+          <w:hyperlink w:anchor="_Toc229119506" w:history="1">
             <w:r>
               <w:rPr>
                 <w:rStyle w:val="Hipervnculo"/>
                 <w:noProof/>
               </w:rPr>
-              <w:t>Conclusiones</w:t>
+              <w:t>Observaciones</w:t>
             </w:r>
             <w:r>
               <w:rPr>
@@ -2655,7 +2655,7 @@
                 <w:noProof/>
                 <w:webHidden/>
               </w:rPr>
-              <w:instrText xml:space="preserve"> PAGEREF _Toc228800340 \h </w:instrText>
+              <w:instrText xml:space="preserve"> PAGEREF _Toc229119506 \h </w:instrText>
             </w:r>
             <w:r>
               <w:rPr>
@@ -2699,7 +2699,78 @@
               <w:lang w:eastAsia="es-MX"/>
             </w:rPr>
           </w:pPr>
-          <w:hyperlink w:anchor="_Toc228800341" w:history="1">
+          <w:hyperlink w:anchor="_Toc229119507" w:history="1">
+            <w:r>
+              <w:rPr>
+                <w:rStyle w:val="Hipervnculo"/>
+                <w:noProof/>
+              </w:rPr>
+              <w:t>Conclusiones</w:t>
+            </w:r>
+            <w:r>
+              <w:rPr>
+                <w:noProof/>
+                <w:webHidden/>
+              </w:rPr>
+              <w:tab/>
+            </w:r>
+            <w:r>
+              <w:rPr>
+                <w:noProof/>
+                <w:webHidden/>
+              </w:rPr>
+              <w:fldChar w:fldCharType="begin"/>
+            </w:r>
+            <w:r>
+              <w:rPr>
+                <w:noProof/>
+                <w:webHidden/>
+              </w:rPr>
+              <w:instrText xml:space="preserve"> PAGEREF _Toc229119507 \h </w:instrText>
+            </w:r>
+            <w:r>
+              <w:rPr>
+                <w:noProof/>
+                <w:webHidden/>
+              </w:rPr>
+            </w:r>
+            <w:r>
+              <w:rPr>
+                <w:noProof/>
+                <w:webHidden/>
+              </w:rPr>
+              <w:fldChar w:fldCharType="separate"/>
+            </w:r>
+            <w:r>
+              <w:rPr>
+                <w:noProof/>
+                <w:webHidden/>
+              </w:rPr>
+              <w:t>22</w:t>
+            </w:r>
+            <w:r>
+              <w:rPr>
+                <w:noProof/>
+                <w:webHidden/>
+              </w:rPr>
+              <w:fldChar w:fldCharType="end"/>
+            </w:r>
+          </w:hyperlink>
+        </w:p>
+        <w:p>
+          <w:pPr>
+            <w:pStyle w:val="TDC1"/>
+            <w:tabs>
+              <w:tab w:val="right" w:leader="dot" w:pos="9350"/>
+            </w:tabs>
+            <w:rPr>
+              <w:rFonts w:asciiTheme="minorHAnsi" w:eastAsiaTheme="minorEastAsia" w:hAnsiTheme="minorHAnsi"/>
+              <w:noProof/>
+              <w:szCs w:val="24"/>
+              <w:lang w:eastAsia="es-MX"/>
+            </w:rPr>
+          </w:pPr>
+          <w:hyperlink w:anchor="_Toc229119508" w:history="1">
             <w:r>
               <w:rPr>
                 <w:rStyle w:val="Hipervnculo"/>
@@ -2727,7 +2798,7 @@
                 <w:noProof/>
                 <w:webHidden/>
               </w:rPr>
-              <w:instrText xml:space="preserve"> PAGEREF _Toc228800341 \h </w:instrText>
+              <w:instrText xml:space="preserve"> PAGEREF _Toc229119508 \h </w:instrText>
             </w:r>
             <w:r>
               <w:rPr>
@@ -2771,7 +2842,7 @@
               <w:lang w:eastAsia="es-MX"/>
             </w:rPr>
           </w:pPr>
-          <w:hyperlink w:anchor="_Toc228800342" w:history="1">
+          <w:hyperlink w:anchor="_Toc229119509" w:history="1">
             <w:r>
               <w:rPr>
                 <w:rStyle w:val="Hipervnculo"/>
@@ -2799,7 +2870,7 @@
                 <w:noProof/>
                 <w:webHidden/>
               </w:rPr>
-              <w:instrText xml:space="preserve"> PAGEREF _Toc228800342 \h </w:instrText>
+              <w:instrText xml:space="preserve"> PAGEREF _Toc229119509 \h </w:instrText>
             </w:r>
             <w:r>
               <w:rPr>
@@ -2861,7 +2932,7 @@
       <w:pPr>
         <w:pStyle w:val="Ttulo1"/>
       </w:pPr>
-      <w:bookmarkStart w:id="1" w:name="_Toc228800333"/>
+      <w:bookmarkStart w:id="1" w:name="_Toc229119499"/>
       <w:r>
         <w:lastRenderedPageBreak/>
         <w:t>Consideraciones teóricas</w:t>
@@ -3018,7 +3089,7 @@
       <w:pPr>
         <w:pStyle w:val="Ttulo1"/>
       </w:pPr>
-      <w:bookmarkStart w:id="2" w:name="_Toc228800334"/>
+      <w:bookmarkStart w:id="2" w:name="_Toc229119500"/>
       <w:r>
         <w:t>Material</w:t>
       </w:r>
@@ -3187,7 +3258,7 @@
       <w:pPr>
         <w:pStyle w:val="Ttulo1"/>
       </w:pPr>
-      <w:bookmarkStart w:id="3" w:name="_Toc228800335"/>
+      <w:bookmarkStart w:id="3" w:name="_Toc229119501"/>
       <w:r>
         <w:lastRenderedPageBreak/>
         <w:t>Desarrollo</w:t>
@@ -3201,7 +3272,7 @@
       <w:pPr>
         <w:pStyle w:val="Ttulo2"/>
       </w:pPr>
-      <w:bookmarkStart w:id="4" w:name="_Toc228800336"/>
+      <w:bookmarkStart w:id="4" w:name="_Toc229119502"/>
       <w:r>
         <w:t>Análisis</w:t>
       </w:r>
@@ -4870,7 +4941,15 @@
       </w:r>
       <w:proofErr w:type="spellEnd"/>
       <w:r>
-        <w:t>") → convierte el resultado a string de Python para poder imprimirlo</w:t>
+        <w:t xml:space="preserve">") → convierte el resultado a </w:t>
+      </w:r>
+      <w:proofErr w:type="spellStart"/>
+      <w:r>
+        <w:t>string</w:t>
+      </w:r>
+      <w:proofErr w:type="spellEnd"/>
+      <w:r>
+        <w:t xml:space="preserve"> de Python para poder imprimirlo</w:t>
       </w:r>
     </w:p>
     <w:p/>
@@ -4996,12 +5075,21 @@
           <w:bCs/>
         </w:rPr>
       </w:pPr>
+      <w:proofErr w:type="spellStart"/>
       <w:r>
         <w:rPr>
           <w:b/>
           <w:bCs/>
         </w:rPr>
-        <w:t>main() — el menú principal</w:t>
+        <w:t>main</w:t>
+      </w:r>
+      <w:proofErr w:type="spellEnd"/>
+      <w:r>
+        <w:rPr>
+          <w:b/>
+          <w:bCs/>
+        </w:rPr>
+        <w:t>() — el menú principal</w:t>
       </w:r>
     </w:p>
     <w:p>
@@ -5515,10 +5603,34 @@
           <w:b/>
           <w:bCs/>
         </w:rPr>
-        <w:t>"solo ejecuta main() si estás corriendo este archivo directamente"</w:t>
-      </w:r>
-      <w:r>
-        <w:t>. Si alguien importara este archivo como librería desde otro script, main() no se ejecutaría automáticamente.</w:t>
+        <w:t xml:space="preserve">"solo ejecuta </w:t>
+      </w:r>
+      <w:proofErr w:type="spellStart"/>
+      <w:r>
+        <w:rPr>
+          <w:b/>
+          <w:bCs/>
+        </w:rPr>
+        <w:t>main</w:t>
+      </w:r>
+      <w:proofErr w:type="spellEnd"/>
+      <w:r>
+        <w:rPr>
+          <w:b/>
+          <w:bCs/>
+        </w:rPr>
+        <w:t>() si estás corriendo este archivo directamente"</w:t>
+      </w:r>
+      <w:r>
+        <w:t xml:space="preserve">. Si alguien importara este archivo como librería desde otro script, </w:t>
+      </w:r>
+      <w:proofErr w:type="spellStart"/>
+      <w:r>
+        <w:t>main</w:t>
+      </w:r>
+      <w:proofErr w:type="spellEnd"/>
+      <w:r>
+        <w:t>() no se ejecutaría automáticamente.</w:t>
       </w:r>
     </w:p>
     <w:p/>
@@ -5533,7 +5645,7 @@
       <w:pPr>
         <w:pStyle w:val="Ttulo2"/>
       </w:pPr>
-      <w:bookmarkStart w:id="5" w:name="_Toc228800337"/>
+      <w:bookmarkStart w:id="5" w:name="_Toc229119503"/>
       <w:r>
         <w:rPr>
           <w:noProof/>
@@ -5660,7 +5772,7 @@
           <w:noProof/>
         </w:rPr>
         <w:drawing>
-          <wp:anchor distT="0" distB="0" distL="114300" distR="114300" simplePos="0" relativeHeight="251675136" behindDoc="0" locked="0" layoutInCell="1" allowOverlap="1" wp14:anchorId="31A2834E" wp14:editId="2DE00813">
+          <wp:anchor distT="0" distB="0" distL="114300" distR="114300" simplePos="0" relativeHeight="251675136" behindDoc="0" locked="0" layoutInCell="1" allowOverlap="1" wp14:anchorId="31A2834E" wp14:editId="649A7522">
             <wp:simplePos x="0" y="0"/>
             <wp:positionH relativeFrom="column">
               <wp:posOffset>2831869</wp:posOffset>
@@ -5720,7 +5832,7 @@
           <w:noProof/>
         </w:rPr>
         <w:drawing>
-          <wp:anchor distT="0" distB="0" distL="114300" distR="114300" simplePos="0" relativeHeight="251674112" behindDoc="0" locked="0" layoutInCell="1" allowOverlap="1" wp14:anchorId="410585FB" wp14:editId="6E2F7673">
+          <wp:anchor distT="0" distB="0" distL="114300" distR="114300" simplePos="0" relativeHeight="251674112" behindDoc="0" locked="0" layoutInCell="1" allowOverlap="1" wp14:anchorId="410585FB" wp14:editId="6F81E0D0">
             <wp:simplePos x="0" y="0"/>
             <wp:positionH relativeFrom="column">
               <wp:posOffset>-471170</wp:posOffset>
@@ -5801,7 +5913,7 @@
       <w:pPr>
         <w:pStyle w:val="Ttulo2"/>
       </w:pPr>
-      <w:bookmarkStart w:id="6" w:name="_Toc228800338"/>
+      <w:bookmarkStart w:id="6" w:name="_Toc229119504"/>
       <w:r>
         <w:lastRenderedPageBreak/>
         <w:t>C</w:t>
@@ -7667,11 +7779,49 @@
       <w:pPr>
         <w:pStyle w:val="Ttulo1"/>
       </w:pPr>
-      <w:bookmarkStart w:id="8" w:name="_Toc228800339"/>
-      <w:r>
+      <w:bookmarkStart w:id="8" w:name="_Toc229119505"/>
+      <w:r>
+        <w:t>Proyección a futuro</w:t>
+      </w:r>
+      <w:bookmarkEnd w:id="8"/>
+    </w:p>
+    <w:p>
+      <w:r>
+        <w:t xml:space="preserve">Actualmente, el sistema de cifrado funciona mediante una interfaz de consola desarrollada en Python, permitiendo proteger textos, imágenes, documentos y credenciales utilizando el algoritmo </w:t>
+      </w:r>
+      <w:proofErr w:type="spellStart"/>
+      <w:r>
+        <w:t>Blowfish</w:t>
+      </w:r>
+      <w:proofErr w:type="spellEnd"/>
+      <w:r>
+        <w:t xml:space="preserve"> modificado junto con mecanismos de seguridad como PBKDF2 y SHA-256.</w:t>
+      </w:r>
+    </w:p>
+    <w:p>
+      <w:r>
+        <w:t>A pesar de que esta versión satisface adecuadamente las funciones de cifrado y descifrado, el plan es avanzar hacia una plataforma más visual, moderna y fácil de usar para los clientes. Por lo tanto, se propone que el siguiente paso sea crear una interfaz gráfica que posibilite la interacción con el sistema de forma más intuitiva, suprimiendo así la necesidad de emplear órdenes en la terminal.</w:t>
+      </w:r>
+    </w:p>
+    <w:p/>
+    <w:p/>
+    <w:p/>
+    <w:p/>
+    <w:p/>
+    <w:p/>
+    <w:p/>
+    <w:p/>
+    <w:p/>
+    <w:p>
+      <w:pPr>
+        <w:pStyle w:val="Ttulo1"/>
+      </w:pPr>
+      <w:bookmarkStart w:id="9" w:name="_Toc229119506"/>
+      <w:r>
+        <w:lastRenderedPageBreak/>
         <w:t>Observaciones</w:t>
       </w:r>
-      <w:bookmarkEnd w:id="8"/>
+      <w:bookmarkEnd w:id="9"/>
     </w:p>
     <w:p>
       <w:r>
@@ -7785,500 +7935,498 @@
       <w:pPr>
         <w:pStyle w:val="Ttulo1"/>
       </w:pPr>
-      <w:bookmarkStart w:id="9" w:name="_Toc228800340"/>
+      <w:bookmarkStart w:id="10" w:name="_Toc229119507"/>
+      <w:r>
+        <w:t>Conclusiones</w:t>
+      </w:r>
+      <w:bookmarkEnd w:id="10"/>
+      <w:r>
+        <w:t xml:space="preserve"> </w:t>
+      </w:r>
+    </w:p>
+    <w:p>
+      <w:r>
+        <w:t xml:space="preserve">La implementación del cifrador </w:t>
+      </w:r>
+      <w:proofErr w:type="spellStart"/>
+      <w:r>
+        <w:t>Blowfish</w:t>
+      </w:r>
+      <w:proofErr w:type="spellEnd"/>
+      <w:r>
+        <w:t xml:space="preserve"> en Python demostró ser una experiencia práctica valiosa para comprender los principios del cifrado simétrico moderno. A través del desarrollo del programa, se pudieron observar en funcionamiento los conceptos teóricos de bloques, modos de operación, derivación de claves y codificación de datos.</w:t>
+      </w:r>
+    </w:p>
+    <w:p>
+      <w:r>
+        <w:t xml:space="preserve">El uso del modo CBC junto con IV aleatorio y PBKDF2-SHA256 eleva significativamente el nivel de seguridad respecto a un cifrado </w:t>
+      </w:r>
+      <w:proofErr w:type="spellStart"/>
+      <w:r>
+        <w:t>Blowfish</w:t>
+      </w:r>
+      <w:proofErr w:type="spellEnd"/>
+      <w:r>
+        <w:t xml:space="preserve"> básico, protegiendo contra ataques de repetición y de diccionario. Esta combinación de técnicas es representativa de cómo se implementa el cifrado en aplicaciones reales.</w:t>
+      </w:r>
+    </w:p>
+    <w:p>
+      <w:r>
+        <w:t xml:space="preserve">Aunque </w:t>
+      </w:r>
+      <w:proofErr w:type="spellStart"/>
+      <w:r>
+        <w:t>Blowfish</w:t>
+      </w:r>
+      <w:proofErr w:type="spellEnd"/>
+      <w:r>
+        <w:t xml:space="preserve"> es considerado seguro para la mayoría de los casos de uso, su tamaño de bloque de 64 bits lo hace susceptible al ataque SWEET32 en contextos de cifrado de grandes volúmenes de datos, por lo que para nuevos sistemas se recomienda el uso de AES o </w:t>
+      </w:r>
+      <w:proofErr w:type="spellStart"/>
+      <w:r>
+        <w:t>Twofish</w:t>
+      </w:r>
+      <w:proofErr w:type="spellEnd"/>
+      <w:r>
+        <w:t xml:space="preserve"> (sucesor de </w:t>
+      </w:r>
+      <w:proofErr w:type="spellStart"/>
+      <w:r>
+        <w:t>Blowfish</w:t>
+      </w:r>
+      <w:proofErr w:type="spellEnd"/>
+      <w:r>
+        <w:t>).</w:t>
+      </w:r>
+    </w:p>
+    <w:p>
+      <w:pPr>
+        <w:pStyle w:val="Ttulo1"/>
+      </w:pPr>
+    </w:p>
+    <w:p/>
+    <w:p/>
+    <w:p/>
+    <w:p/>
+    <w:p/>
+    <w:p/>
+    <w:p/>
+    <w:p/>
+    <w:p/>
+    <w:p/>
+    <w:p/>
+    <w:p/>
+    <w:p/>
+    <w:p>
+      <w:pPr>
+        <w:pStyle w:val="Ttulo1"/>
+        <w:rPr>
+          <w:lang w:val="en-US"/>
+        </w:rPr>
+      </w:pPr>
+      <w:bookmarkStart w:id="11" w:name="_Toc229119508"/>
+      <w:proofErr w:type="spellStart"/>
+      <w:r>
+        <w:rPr>
+          <w:lang w:val="en-US"/>
+        </w:rPr>
+        <w:t>Bibliografía</w:t>
+      </w:r>
+      <w:bookmarkEnd w:id="11"/>
+      <w:proofErr w:type="spellEnd"/>
+      <w:r>
+        <w:rPr>
+          <w:lang w:val="en-US"/>
+        </w:rPr>
+        <w:t xml:space="preserve"> </w:t>
+      </w:r>
+    </w:p>
+    <w:p>
+      <w:pPr>
+        <w:rPr>
+          <w:lang w:val="en-US"/>
+        </w:rPr>
+      </w:pPr>
+      <w:r>
+        <w:rPr>
+          <w:lang w:val="en-US"/>
+        </w:rPr>
+        <w:t>Schneier, B. (1994). Description of a New Variable-Length Key, 64-Bit Block Cipher (Blowfish). Fast Software Encryption, Cambridge Security Workshop Proceedings. Springer.</w:t>
+      </w:r>
+    </w:p>
+    <w:p>
+      <w:proofErr w:type="spellStart"/>
+      <w:r>
+        <w:rPr>
+          <w:lang w:val="en-US"/>
+        </w:rPr>
+        <w:t>Legrandin</w:t>
+      </w:r>
+      <w:proofErr w:type="spellEnd"/>
+      <w:r>
+        <w:rPr>
+          <w:lang w:val="en-US"/>
+        </w:rPr>
+        <w:t xml:space="preserve">, L. (2023). </w:t>
+      </w:r>
+      <w:proofErr w:type="spellStart"/>
+      <w:r>
+        <w:t>PyCryptodome</w:t>
+      </w:r>
+      <w:proofErr w:type="spellEnd"/>
+      <w:r>
+        <w:t xml:space="preserve"> </w:t>
+      </w:r>
+      <w:proofErr w:type="spellStart"/>
+      <w:r>
+        <w:t>Documentation</w:t>
+      </w:r>
+      <w:proofErr w:type="spellEnd"/>
+      <w:r>
+        <w:t xml:space="preserve"> (v3.23.0). Recuperado de https://pycryptodome.readthedocs.io/</w:t>
+      </w:r>
+    </w:p>
+    <w:p>
+      <w:pPr>
+        <w:rPr>
+          <w:lang w:val="en-US"/>
+        </w:rPr>
+      </w:pPr>
+      <w:r>
+        <w:rPr>
+          <w:lang w:val="en-US"/>
+        </w:rPr>
+        <w:t>NIST. (2001). FIPS PUB 197 - Advanced Encryption Standard (AES). National Institute of Standards and Technology.</w:t>
+      </w:r>
+    </w:p>
+    <w:p>
+      <w:pPr>
+        <w:rPr>
+          <w:lang w:val="en-US"/>
+        </w:rPr>
+      </w:pPr>
+    </w:p>
+    <w:p>
+      <w:pPr>
+        <w:rPr>
+          <w:lang w:val="en-US"/>
+        </w:rPr>
+      </w:pPr>
+    </w:p>
+    <w:p>
+      <w:pPr>
+        <w:rPr>
+          <w:lang w:val="en-US"/>
+        </w:rPr>
+      </w:pPr>
+    </w:p>
+    <w:p>
+      <w:pPr>
+        <w:rPr>
+          <w:lang w:val="en-US"/>
+        </w:rPr>
+      </w:pPr>
+    </w:p>
+    <w:p>
+      <w:pPr>
+        <w:rPr>
+          <w:lang w:val="en-US"/>
+        </w:rPr>
+      </w:pPr>
+    </w:p>
+    <w:p>
+      <w:pPr>
+        <w:rPr>
+          <w:lang w:val="en-US"/>
+        </w:rPr>
+      </w:pPr>
+    </w:p>
+    <w:p>
+      <w:pPr>
+        <w:rPr>
+          <w:lang w:val="en-US"/>
+        </w:rPr>
+      </w:pPr>
+    </w:p>
+    <w:p>
+      <w:pPr>
+        <w:rPr>
+          <w:lang w:val="en-US"/>
+        </w:rPr>
+      </w:pPr>
+    </w:p>
+    <w:p>
+      <w:pPr>
+        <w:rPr>
+          <w:lang w:val="en-US"/>
+        </w:rPr>
+      </w:pPr>
+    </w:p>
+    <w:p>
+      <w:pPr>
+        <w:rPr>
+          <w:lang w:val="en-US"/>
+        </w:rPr>
+      </w:pPr>
+    </w:p>
+    <w:p>
+      <w:pPr>
+        <w:rPr>
+          <w:lang w:val="en-US"/>
+        </w:rPr>
+      </w:pPr>
+    </w:p>
+    <w:p>
+      <w:pPr>
+        <w:rPr>
+          <w:lang w:val="en-US"/>
+        </w:rPr>
+      </w:pPr>
+    </w:p>
+    <w:p>
+      <w:pPr>
+        <w:rPr>
+          <w:lang w:val="en-US"/>
+        </w:rPr>
+      </w:pPr>
+    </w:p>
+    <w:p>
+      <w:pPr>
+        <w:rPr>
+          <w:lang w:val="en-US"/>
+        </w:rPr>
+      </w:pPr>
+    </w:p>
+    <w:p>
+      <w:pPr>
+        <w:rPr>
+          <w:lang w:val="en-US"/>
+        </w:rPr>
+      </w:pPr>
+    </w:p>
+    <w:p>
+      <w:pPr>
+        <w:rPr>
+          <w:lang w:val="en-US"/>
+        </w:rPr>
+      </w:pPr>
+    </w:p>
+    <w:p>
+      <w:pPr>
+        <w:rPr>
+          <w:lang w:val="en-US"/>
+        </w:rPr>
+      </w:pPr>
+    </w:p>
+    <w:p>
+      <w:pPr>
+        <w:rPr>
+          <w:lang w:val="en-US"/>
+        </w:rPr>
+      </w:pPr>
+    </w:p>
+    <w:p>
+      <w:pPr>
+        <w:rPr>
+          <w:lang w:val="en-US"/>
+        </w:rPr>
+      </w:pPr>
+    </w:p>
+    <w:p>
+      <w:pPr>
+        <w:rPr>
+          <w:lang w:val="en-US"/>
+        </w:rPr>
+      </w:pPr>
+    </w:p>
+    <w:p>
+      <w:pPr>
+        <w:pStyle w:val="Ttulo1"/>
+        <w:rPr>
+          <w:lang w:val="en-US"/>
+        </w:rPr>
+      </w:pPr>
+      <w:bookmarkStart w:id="12" w:name="_Toc229119509"/>
+      <w:proofErr w:type="spellStart"/>
+      <w:r>
+        <w:rPr>
+          <w:lang w:val="en-US"/>
+        </w:rPr>
+        <w:t>Anexos</w:t>
+      </w:r>
+      <w:bookmarkEnd w:id="12"/>
+      <w:proofErr w:type="spellEnd"/>
+      <w:r>
+        <w:rPr>
+          <w:lang w:val="en-US"/>
+        </w:rPr>
+        <w:t xml:space="preserve"> </w:t>
+      </w:r>
+    </w:p>
+    <w:p>
+      <w:pPr>
+        <w:rPr>
+          <w:lang w:val="en-US"/>
+        </w:rPr>
+      </w:pPr>
+    </w:p>
+    <w:p>
+      <w:pPr>
+        <w:rPr>
+          <w:lang w:val="en-US"/>
+        </w:rPr>
+      </w:pPr>
+      <w:r>
+        <w:rPr>
+          <w:lang w:val="en-US"/>
+        </w:rPr>
+        <w:t>Blowfish:</w:t>
+      </w:r>
+    </w:p>
+    <w:p>
+      <w:pPr>
+        <w:rPr>
+          <w:lang w:val="en-US"/>
+        </w:rPr>
+      </w:pPr>
+      <w:proofErr w:type="spellStart"/>
+      <w:r>
+        <w:rPr>
+          <w:lang w:val="en-US"/>
+        </w:rPr>
+        <w:t>Cifrador</w:t>
+      </w:r>
+      <w:proofErr w:type="spellEnd"/>
+      <w:r>
+        <w:rPr>
+          <w:lang w:val="en-US"/>
+        </w:rPr>
+        <w:t xml:space="preserve"> de </w:t>
+      </w:r>
+      <w:proofErr w:type="spellStart"/>
+      <w:r>
+        <w:rPr>
+          <w:lang w:val="en-US"/>
+        </w:rPr>
+        <w:t>bloques</w:t>
+      </w:r>
+      <w:proofErr w:type="spellEnd"/>
+      <w:r>
+        <w:rPr>
+          <w:lang w:val="en-US"/>
+        </w:rPr>
+        <w:t xml:space="preserve"> </w:t>
+      </w:r>
+      <w:proofErr w:type="spellStart"/>
+      <w:r>
+        <w:rPr>
+          <w:lang w:val="en-US"/>
+        </w:rPr>
+        <w:t>simétrico</w:t>
+      </w:r>
+      <w:proofErr w:type="spellEnd"/>
+      <w:r>
+        <w:rPr>
+          <w:lang w:val="en-US"/>
+        </w:rPr>
+        <w:t xml:space="preserve"> de 64 bits con clave variable, </w:t>
+      </w:r>
+      <w:proofErr w:type="spellStart"/>
+      <w:r>
+        <w:rPr>
+          <w:lang w:val="en-US"/>
+        </w:rPr>
+        <w:t>diseñado</w:t>
+      </w:r>
+      <w:proofErr w:type="spellEnd"/>
+      <w:r>
+        <w:rPr>
+          <w:lang w:val="en-US"/>
+        </w:rPr>
+        <w:t xml:space="preserve"> </w:t>
+      </w:r>
+      <w:proofErr w:type="spellStart"/>
+      <w:r>
+        <w:rPr>
+          <w:lang w:val="en-US"/>
+        </w:rPr>
+        <w:t>por</w:t>
+      </w:r>
+      <w:proofErr w:type="spellEnd"/>
+      <w:r>
+        <w:rPr>
+          <w:lang w:val="en-US"/>
+        </w:rPr>
+        <w:t xml:space="preserve"> Bruce Schneier </w:t>
+      </w:r>
+      <w:proofErr w:type="spellStart"/>
+      <w:r>
+        <w:rPr>
+          <w:lang w:val="en-US"/>
+        </w:rPr>
+        <w:t>en</w:t>
+      </w:r>
+      <w:proofErr w:type="spellEnd"/>
+      <w:r>
+        <w:rPr>
+          <w:lang w:val="en-US"/>
+        </w:rPr>
+        <w:t xml:space="preserve"> 1993.</w:t>
+      </w:r>
+    </w:p>
+    <w:p>
+      <w:pPr>
+        <w:rPr>
+          <w:lang w:val="en-US"/>
+        </w:rPr>
+      </w:pPr>
+    </w:p>
+    <w:p>
+      <w:r>
+        <w:t>Red de Feistel:</w:t>
+      </w:r>
+    </w:p>
+    <w:p>
+      <w:r>
+        <w:t>Estructura de cifrado que divide el bloque en dos mitades y aplica una función en rondas, intercambiando las mitades en cada iteración.</w:t>
+      </w:r>
+    </w:p>
+    <w:p/>
+    <w:p>
+      <w:r>
+        <w:t>CBC (</w:t>
+      </w:r>
+      <w:proofErr w:type="spellStart"/>
+      <w:r>
+        <w:t>Cipher</w:t>
+      </w:r>
+      <w:proofErr w:type="spellEnd"/>
+      <w:r>
+        <w:t xml:space="preserve"> Block </w:t>
+      </w:r>
+      <w:proofErr w:type="spellStart"/>
+      <w:r>
+        <w:t>Chaining</w:t>
+      </w:r>
+      <w:proofErr w:type="spellEnd"/>
+      <w:r>
+        <w:t>):</w:t>
+      </w:r>
+    </w:p>
+    <w:p>
+      <w:r>
+        <w:t>Modo de operación que encadena bloques mediante XOR con el bloque cifrado anterior, garantizando que bloques iguales produzcan cifrados distintos.</w:t>
+      </w:r>
+    </w:p>
+    <w:p/>
+    <w:p>
+      <w:r>
+        <w:t>IV (Vector de Inicialización):</w:t>
+      </w:r>
+    </w:p>
+    <w:p>
       <w:r>
         <w:lastRenderedPageBreak/>
-        <w:t>Conclusiones</w:t>
-      </w:r>
-      <w:bookmarkEnd w:id="9"/>
-      <w:r>
-        <w:t xml:space="preserve"> </w:t>
-      </w:r>
-    </w:p>
-    <w:p>
-      <w:r>
-        <w:t xml:space="preserve">La implementación del cifrador </w:t>
-      </w:r>
-      <w:proofErr w:type="spellStart"/>
-      <w:r>
-        <w:t>Blowfish</w:t>
-      </w:r>
-      <w:proofErr w:type="spellEnd"/>
-      <w:r>
-        <w:t xml:space="preserve"> en Python demostró ser una experiencia práctica valiosa para comprender los principios del cifrado simétrico moderno. A través del desarrollo del programa, se pudieron observar en funcionamiento los conceptos teóricos de bloques, modos de operación, derivación de claves y codificación de datos.</w:t>
-      </w:r>
-    </w:p>
-    <w:p>
-      <w:r>
-        <w:t xml:space="preserve">El uso del modo CBC junto con IV aleatorio y PBKDF2-SHA256 eleva significativamente el nivel de seguridad respecto a un cifrado </w:t>
-      </w:r>
-      <w:proofErr w:type="spellStart"/>
-      <w:r>
-        <w:t>Blowfish</w:t>
-      </w:r>
-      <w:proofErr w:type="spellEnd"/>
-      <w:r>
-        <w:t xml:space="preserve"> básico, protegiendo contra ataques de repetición y de diccionario. Esta combinación de técnicas es representativa de cómo se implementa el cifrado en aplicaciones reales.</w:t>
-      </w:r>
-    </w:p>
-    <w:p>
-      <w:r>
-        <w:t xml:space="preserve">Aunque </w:t>
-      </w:r>
-      <w:proofErr w:type="spellStart"/>
-      <w:r>
-        <w:t>Blowfish</w:t>
-      </w:r>
-      <w:proofErr w:type="spellEnd"/>
-      <w:r>
-        <w:t xml:space="preserve"> es considerado seguro para la mayoría de los casos de uso, su tamaño de bloque de 64 bits lo hace susceptible al ataque SWEET32 en contextos de cifrado de grandes volúmenes de datos, por lo que para nuevos sistemas se recomienda el uso de AES o </w:t>
-      </w:r>
-      <w:proofErr w:type="spellStart"/>
-      <w:r>
-        <w:t>Twofish</w:t>
-      </w:r>
-      <w:proofErr w:type="spellEnd"/>
-      <w:r>
-        <w:t xml:space="preserve"> (sucesor de </w:t>
-      </w:r>
-      <w:proofErr w:type="spellStart"/>
-      <w:r>
-        <w:t>Blowfish</w:t>
-      </w:r>
-      <w:proofErr w:type="spellEnd"/>
-      <w:r>
-        <w:t>).</w:t>
-      </w:r>
-    </w:p>
-    <w:p>
-      <w:pPr>
-        <w:pStyle w:val="Ttulo1"/>
-      </w:pPr>
-    </w:p>
-    <w:p/>
-    <w:p/>
-    <w:p/>
-    <w:p/>
-    <w:p/>
-    <w:p/>
-    <w:p/>
-    <w:p/>
-    <w:p/>
-    <w:p/>
-    <w:p/>
-    <w:p/>
-    <w:p/>
-    <w:p>
-      <w:pPr>
-        <w:pStyle w:val="Ttulo1"/>
-        <w:rPr>
-          <w:lang w:val="en-US"/>
-        </w:rPr>
-      </w:pPr>
-      <w:bookmarkStart w:id="10" w:name="_Toc228800341"/>
-      <w:proofErr w:type="spellStart"/>
-      <w:r>
-        <w:rPr>
-          <w:lang w:val="en-US"/>
-        </w:rPr>
-        <w:lastRenderedPageBreak/>
-        <w:t>Bibliografía</w:t>
-      </w:r>
-      <w:bookmarkEnd w:id="10"/>
-      <w:proofErr w:type="spellEnd"/>
-      <w:r>
-        <w:rPr>
-          <w:lang w:val="en-US"/>
-        </w:rPr>
-        <w:t xml:space="preserve"> </w:t>
-      </w:r>
-    </w:p>
-    <w:p>
-      <w:pPr>
-        <w:rPr>
-          <w:lang w:val="en-US"/>
-        </w:rPr>
-      </w:pPr>
-      <w:r>
-        <w:rPr>
-          <w:lang w:val="en-US"/>
-        </w:rPr>
-        <w:t>Schneier, B. (1994). Description of a New Variable-Length Key, 64-Bit Block Cipher (Blowfish). Fast Software Encryption, Cambridge Security Workshop Proceedings. Springer.</w:t>
-      </w:r>
-    </w:p>
-    <w:p>
-      <w:proofErr w:type="spellStart"/>
-      <w:r>
-        <w:rPr>
-          <w:lang w:val="en-US"/>
-        </w:rPr>
-        <w:t>Legrandin</w:t>
-      </w:r>
-      <w:proofErr w:type="spellEnd"/>
-      <w:r>
-        <w:rPr>
-          <w:lang w:val="en-US"/>
-        </w:rPr>
-        <w:t xml:space="preserve">, L. (2023). </w:t>
-      </w:r>
-      <w:proofErr w:type="spellStart"/>
-      <w:r>
-        <w:t>PyCryptodome</w:t>
-      </w:r>
-      <w:proofErr w:type="spellEnd"/>
-      <w:r>
-        <w:t xml:space="preserve"> </w:t>
-      </w:r>
-      <w:proofErr w:type="spellStart"/>
-      <w:r>
-        <w:t>Documentation</w:t>
-      </w:r>
-      <w:proofErr w:type="spellEnd"/>
-      <w:r>
-        <w:t xml:space="preserve"> (v3.23.0). Recuperado de https://pycryptodome.readthedocs.io/</w:t>
-      </w:r>
-    </w:p>
-    <w:p>
-      <w:pPr>
-        <w:rPr>
-          <w:lang w:val="en-US"/>
-        </w:rPr>
-      </w:pPr>
-      <w:r>
-        <w:rPr>
-          <w:lang w:val="en-US"/>
-        </w:rPr>
-        <w:t>NIST. (2001). FIPS PUB 197 - Advanced Encryption Standard (AES). National Institute of Standards and Technology.</w:t>
-      </w:r>
-    </w:p>
-    <w:p>
-      <w:pPr>
-        <w:rPr>
-          <w:lang w:val="en-US"/>
-        </w:rPr>
-      </w:pPr>
-    </w:p>
-    <w:p>
-      <w:pPr>
-        <w:rPr>
-          <w:lang w:val="en-US"/>
-        </w:rPr>
-      </w:pPr>
-    </w:p>
-    <w:p>
-      <w:pPr>
-        <w:rPr>
-          <w:lang w:val="en-US"/>
-        </w:rPr>
-      </w:pPr>
-    </w:p>
-    <w:p>
-      <w:pPr>
-        <w:rPr>
-          <w:lang w:val="en-US"/>
-        </w:rPr>
-      </w:pPr>
-    </w:p>
-    <w:p>
-      <w:pPr>
-        <w:rPr>
-          <w:lang w:val="en-US"/>
-        </w:rPr>
-      </w:pPr>
-    </w:p>
-    <w:p>
-      <w:pPr>
-        <w:rPr>
-          <w:lang w:val="en-US"/>
-        </w:rPr>
-      </w:pPr>
-    </w:p>
-    <w:p>
-      <w:pPr>
-        <w:rPr>
-          <w:lang w:val="en-US"/>
-        </w:rPr>
-      </w:pPr>
-    </w:p>
-    <w:p>
-      <w:pPr>
-        <w:rPr>
-          <w:lang w:val="en-US"/>
-        </w:rPr>
-      </w:pPr>
-    </w:p>
-    <w:p>
-      <w:pPr>
-        <w:rPr>
-          <w:lang w:val="en-US"/>
-        </w:rPr>
-      </w:pPr>
-    </w:p>
-    <w:p>
-      <w:pPr>
-        <w:rPr>
-          <w:lang w:val="en-US"/>
-        </w:rPr>
-      </w:pPr>
-    </w:p>
-    <w:p>
-      <w:pPr>
-        <w:rPr>
-          <w:lang w:val="en-US"/>
-        </w:rPr>
-      </w:pPr>
-    </w:p>
-    <w:p>
-      <w:pPr>
-        <w:rPr>
-          <w:lang w:val="en-US"/>
-        </w:rPr>
-      </w:pPr>
-    </w:p>
-    <w:p>
-      <w:pPr>
-        <w:rPr>
-          <w:lang w:val="en-US"/>
-        </w:rPr>
-      </w:pPr>
-    </w:p>
-    <w:p>
-      <w:pPr>
-        <w:rPr>
-          <w:lang w:val="en-US"/>
-        </w:rPr>
-      </w:pPr>
-    </w:p>
-    <w:p>
-      <w:pPr>
-        <w:rPr>
-          <w:lang w:val="en-US"/>
-        </w:rPr>
-      </w:pPr>
-    </w:p>
-    <w:p>
-      <w:pPr>
-        <w:rPr>
-          <w:lang w:val="en-US"/>
-        </w:rPr>
-      </w:pPr>
-    </w:p>
-    <w:p>
-      <w:pPr>
-        <w:rPr>
-          <w:lang w:val="en-US"/>
-        </w:rPr>
-      </w:pPr>
-    </w:p>
-    <w:p>
-      <w:pPr>
-        <w:rPr>
-          <w:lang w:val="en-US"/>
-        </w:rPr>
-      </w:pPr>
-    </w:p>
-    <w:p>
-      <w:pPr>
-        <w:rPr>
-          <w:lang w:val="en-US"/>
-        </w:rPr>
-      </w:pPr>
-    </w:p>
-    <w:p>
-      <w:pPr>
-        <w:rPr>
-          <w:lang w:val="en-US"/>
-        </w:rPr>
-      </w:pPr>
-    </w:p>
-    <w:p>
-      <w:pPr>
-        <w:pStyle w:val="Ttulo1"/>
-        <w:rPr>
-          <w:lang w:val="en-US"/>
-        </w:rPr>
-      </w:pPr>
-      <w:bookmarkStart w:id="11" w:name="_Toc228800342"/>
-      <w:proofErr w:type="spellStart"/>
-      <w:r>
-        <w:rPr>
-          <w:lang w:val="en-US"/>
-        </w:rPr>
-        <w:lastRenderedPageBreak/>
-        <w:t>Anexos</w:t>
-      </w:r>
-      <w:bookmarkEnd w:id="11"/>
-      <w:proofErr w:type="spellEnd"/>
-      <w:r>
-        <w:rPr>
-          <w:lang w:val="en-US"/>
-        </w:rPr>
-        <w:t xml:space="preserve"> </w:t>
-      </w:r>
-    </w:p>
-    <w:p>
-      <w:pPr>
-        <w:rPr>
-          <w:lang w:val="en-US"/>
-        </w:rPr>
-      </w:pPr>
-    </w:p>
-    <w:p>
-      <w:pPr>
-        <w:rPr>
-          <w:lang w:val="en-US"/>
-        </w:rPr>
-      </w:pPr>
-      <w:r>
-        <w:rPr>
-          <w:lang w:val="en-US"/>
-        </w:rPr>
-        <w:t>Blowfish:</w:t>
-      </w:r>
-    </w:p>
-    <w:p>
-      <w:pPr>
-        <w:rPr>
-          <w:lang w:val="en-US"/>
-        </w:rPr>
-      </w:pPr>
-      <w:proofErr w:type="spellStart"/>
-      <w:r>
-        <w:rPr>
-          <w:lang w:val="en-US"/>
-        </w:rPr>
-        <w:t>Cifrador</w:t>
-      </w:r>
-      <w:proofErr w:type="spellEnd"/>
-      <w:r>
-        <w:rPr>
-          <w:lang w:val="en-US"/>
-        </w:rPr>
-        <w:t xml:space="preserve"> de </w:t>
-      </w:r>
-      <w:proofErr w:type="spellStart"/>
-      <w:r>
-        <w:rPr>
-          <w:lang w:val="en-US"/>
-        </w:rPr>
-        <w:t>bloques</w:t>
-      </w:r>
-      <w:proofErr w:type="spellEnd"/>
-      <w:r>
-        <w:rPr>
-          <w:lang w:val="en-US"/>
-        </w:rPr>
-        <w:t xml:space="preserve"> </w:t>
-      </w:r>
-      <w:proofErr w:type="spellStart"/>
-      <w:r>
-        <w:rPr>
-          <w:lang w:val="en-US"/>
-        </w:rPr>
-        <w:t>simétrico</w:t>
-      </w:r>
-      <w:proofErr w:type="spellEnd"/>
-      <w:r>
-        <w:rPr>
-          <w:lang w:val="en-US"/>
-        </w:rPr>
-        <w:t xml:space="preserve"> de 64 bits con clave variable, </w:t>
-      </w:r>
-      <w:proofErr w:type="spellStart"/>
-      <w:r>
-        <w:rPr>
-          <w:lang w:val="en-US"/>
-        </w:rPr>
-        <w:t>diseñado</w:t>
-      </w:r>
-      <w:proofErr w:type="spellEnd"/>
-      <w:r>
-        <w:rPr>
-          <w:lang w:val="en-US"/>
-        </w:rPr>
-        <w:t xml:space="preserve"> </w:t>
-      </w:r>
-      <w:proofErr w:type="spellStart"/>
-      <w:r>
-        <w:rPr>
-          <w:lang w:val="en-US"/>
-        </w:rPr>
-        <w:t>por</w:t>
-      </w:r>
-      <w:proofErr w:type="spellEnd"/>
-      <w:r>
-        <w:rPr>
-          <w:lang w:val="en-US"/>
-        </w:rPr>
-        <w:t xml:space="preserve"> Bruce Schneier </w:t>
-      </w:r>
-      <w:proofErr w:type="spellStart"/>
-      <w:r>
-        <w:rPr>
-          <w:lang w:val="en-US"/>
-        </w:rPr>
-        <w:t>en</w:t>
-      </w:r>
-      <w:proofErr w:type="spellEnd"/>
-      <w:r>
-        <w:rPr>
-          <w:lang w:val="en-US"/>
-        </w:rPr>
-        <w:t xml:space="preserve"> 1993.</w:t>
-      </w:r>
-    </w:p>
-    <w:p>
-      <w:pPr>
-        <w:rPr>
-          <w:lang w:val="en-US"/>
-        </w:rPr>
-      </w:pPr>
-    </w:p>
-    <w:p>
-      <w:r>
-        <w:t>Red de Feistel:</w:t>
-      </w:r>
-    </w:p>
-    <w:p>
-      <w:r>
-        <w:t>Estructura de cifrado que divide el bloque en dos mitades y aplica una función en rondas, intercambiando las mitades en cada iteración.</w:t>
-      </w:r>
-    </w:p>
-    <w:p/>
-    <w:p>
-      <w:r>
-        <w:t>CBC (</w:t>
-      </w:r>
-      <w:proofErr w:type="spellStart"/>
-      <w:r>
-        <w:t>Cipher</w:t>
-      </w:r>
-      <w:proofErr w:type="spellEnd"/>
-      <w:r>
-        <w:t xml:space="preserve"> Block </w:t>
-      </w:r>
-      <w:proofErr w:type="spellStart"/>
-      <w:r>
-        <w:t>Chaining</w:t>
-      </w:r>
-      <w:proofErr w:type="spellEnd"/>
-      <w:r>
-        <w:t>):</w:t>
-      </w:r>
-    </w:p>
-    <w:p>
-      <w:r>
-        <w:t>Modo de operación que encadena bloques mediante XOR con el bloque cifrado anterior, garantizando que bloques iguales produzcan cifrados distintos.</w:t>
-      </w:r>
-    </w:p>
-    <w:p/>
-    <w:p>
-      <w:r>
-        <w:t>IV (Vector de Inicialización):</w:t>
-      </w:r>
-    </w:p>
-    <w:p>
-      <w:r>
         <w:t>Valor aleatorio usado en el primer bloque CBC para garantizar que el mismo texto nunca produzca el mismo cifrado.</w:t>
       </w:r>
     </w:p>
@@ -10387,6 +10535,7 @@
   <w:style w:type="character" w:default="1" w:styleId="Fuentedeprrafopredeter">
     <w:name w:val="Default Paragraph Font"/>
     <w:uiPriority w:val="1"/>
+    <w:semiHidden/>
     <w:unhideWhenUsed/>
   </w:style>
   <w:style w:type="table" w:default="1" w:styleId="Tablanormal">

--- a/Formato de la practica/Formato de práctica - blowfish.docx
+++ b/Formato de la practica/Formato de práctica - blowfish.docx
@@ -1910,7 +1910,7 @@
       <w:pPr>
         <w:pStyle w:val="Ttulo1"/>
       </w:pPr>
-      <w:bookmarkStart w:id="0" w:name="_Toc229119498"/>
+      <w:bookmarkStart w:id="0" w:name="_Toc229119892"/>
       <w:r>
         <w:lastRenderedPageBreak/>
         <w:t>Introducción</w:t>
@@ -2060,7 +2060,7 @@
           <w:r>
             <w:fldChar w:fldCharType="separate"/>
           </w:r>
-          <w:hyperlink w:anchor="_Toc229119498" w:history="1">
+          <w:hyperlink w:anchor="_Toc229119892" w:history="1">
             <w:r>
               <w:rPr>
                 <w:rStyle w:val="Hipervnculo"/>
@@ -2087,7 +2087,7 @@
                 <w:noProof/>
                 <w:webHidden/>
               </w:rPr>
-              <w:instrText xml:space="preserve"> PAGEREF _Toc229119498 \h </w:instrText>
+              <w:instrText xml:space="preserve"> PAGEREF _Toc229119892 \h </w:instrText>
             </w:r>
             <w:r>
               <w:rPr>
@@ -2131,7 +2131,7 @@
               <w:lang w:eastAsia="es-MX"/>
             </w:rPr>
           </w:pPr>
-          <w:hyperlink w:anchor="_Toc229119499" w:history="1">
+          <w:hyperlink w:anchor="_Toc229119893" w:history="1">
             <w:r>
               <w:rPr>
                 <w:rStyle w:val="Hipervnculo"/>
@@ -2158,7 +2158,7 @@
                 <w:noProof/>
                 <w:webHidden/>
               </w:rPr>
-              <w:instrText xml:space="preserve"> PAGEREF _Toc229119499 \h </w:instrText>
+              <w:instrText xml:space="preserve"> PAGEREF _Toc229119893 \h </w:instrText>
             </w:r>
             <w:r>
               <w:rPr>
@@ -2202,7 +2202,7 @@
               <w:lang w:eastAsia="es-MX"/>
             </w:rPr>
           </w:pPr>
-          <w:hyperlink w:anchor="_Toc229119500" w:history="1">
+          <w:hyperlink w:anchor="_Toc229119894" w:history="1">
             <w:r>
               <w:rPr>
                 <w:rStyle w:val="Hipervnculo"/>
@@ -2229,7 +2229,7 @@
                 <w:noProof/>
                 <w:webHidden/>
               </w:rPr>
-              <w:instrText xml:space="preserve"> PAGEREF _Toc229119500 \h </w:instrText>
+              <w:instrText xml:space="preserve"> PAGEREF _Toc229119894 \h </w:instrText>
             </w:r>
             <w:r>
               <w:rPr>
@@ -2273,7 +2273,7 @@
               <w:lang w:eastAsia="es-MX"/>
             </w:rPr>
           </w:pPr>
-          <w:hyperlink w:anchor="_Toc229119501" w:history="1">
+          <w:hyperlink w:anchor="_Toc229119895" w:history="1">
             <w:r>
               <w:rPr>
                 <w:rStyle w:val="Hipervnculo"/>
@@ -2300,7 +2300,7 @@
                 <w:noProof/>
                 <w:webHidden/>
               </w:rPr>
-              <w:instrText xml:space="preserve"> PAGEREF _Toc229119501 \h </w:instrText>
+              <w:instrText xml:space="preserve"> PAGEREF _Toc229119895 \h </w:instrText>
             </w:r>
             <w:r>
               <w:rPr>
@@ -2344,7 +2344,7 @@
               <w:lang w:eastAsia="es-MX"/>
             </w:rPr>
           </w:pPr>
-          <w:hyperlink w:anchor="_Toc229119502" w:history="1">
+          <w:hyperlink w:anchor="_Toc229119896" w:history="1">
             <w:r>
               <w:rPr>
                 <w:rStyle w:val="Hipervnculo"/>
@@ -2371,7 +2371,7 @@
                 <w:noProof/>
                 <w:webHidden/>
               </w:rPr>
-              <w:instrText xml:space="preserve"> PAGEREF _Toc229119502 \h </w:instrText>
+              <w:instrText xml:space="preserve"> PAGEREF _Toc229119896 \h </w:instrText>
             </w:r>
             <w:r>
               <w:rPr>
@@ -2415,7 +2415,7 @@
               <w:lang w:eastAsia="es-MX"/>
             </w:rPr>
           </w:pPr>
-          <w:hyperlink w:anchor="_Toc229119503" w:history="1">
+          <w:hyperlink w:anchor="_Toc229119897" w:history="1">
             <w:r>
               <w:rPr>
                 <w:rStyle w:val="Hipervnculo"/>
@@ -2442,7 +2442,7 @@
                 <w:noProof/>
                 <w:webHidden/>
               </w:rPr>
-              <w:instrText xml:space="preserve"> PAGEREF _Toc229119503 \h </w:instrText>
+              <w:instrText xml:space="preserve"> PAGEREF _Toc229119897 \h </w:instrText>
             </w:r>
             <w:r>
               <w:rPr>
@@ -2486,7 +2486,7 @@
               <w:lang w:eastAsia="es-MX"/>
             </w:rPr>
           </w:pPr>
-          <w:hyperlink w:anchor="_Toc229119504" w:history="1">
+          <w:hyperlink w:anchor="_Toc229119898" w:history="1">
             <w:r>
               <w:rPr>
                 <w:rStyle w:val="Hipervnculo"/>
@@ -2513,7 +2513,7 @@
                 <w:noProof/>
                 <w:webHidden/>
               </w:rPr>
-              <w:instrText xml:space="preserve"> PAGEREF _Toc229119504 \h </w:instrText>
+              <w:instrText xml:space="preserve"> PAGEREF _Toc229119898 \h </w:instrText>
             </w:r>
             <w:r>
               <w:rPr>
@@ -2557,7 +2557,7 @@
               <w:lang w:eastAsia="es-MX"/>
             </w:rPr>
           </w:pPr>
-          <w:hyperlink w:anchor="_Toc229119505" w:history="1">
+          <w:hyperlink w:anchor="_Toc229119899" w:history="1">
             <w:r>
               <w:rPr>
                 <w:rStyle w:val="Hipervnculo"/>
@@ -2584,7 +2584,7 @@
                 <w:noProof/>
                 <w:webHidden/>
               </w:rPr>
-              <w:instrText xml:space="preserve"> PAGEREF _Toc229119505 \h </w:instrText>
+              <w:instrText xml:space="preserve"> PAGEREF _Toc229119899 \h </w:instrText>
             </w:r>
             <w:r>
               <w:rPr>
@@ -2628,7 +2628,7 @@
               <w:lang w:eastAsia="es-MX"/>
             </w:rPr>
           </w:pPr>
-          <w:hyperlink w:anchor="_Toc229119506" w:history="1">
+          <w:hyperlink w:anchor="_Toc229119900" w:history="1">
             <w:r>
               <w:rPr>
                 <w:rStyle w:val="Hipervnculo"/>
@@ -2655,7 +2655,78 @@
                 <w:noProof/>
                 <w:webHidden/>
               </w:rPr>
-              <w:instrText xml:space="preserve"> PAGEREF _Toc229119506 \h </w:instrText>
+              <w:instrText xml:space="preserve"> PAGEREF _Toc229119900 \h </w:instrText>
+            </w:r>
+            <w:r>
+              <w:rPr>
+                <w:noProof/>
+                <w:webHidden/>
+              </w:rPr>
+            </w:r>
+            <w:r>
+              <w:rPr>
+                <w:noProof/>
+                <w:webHidden/>
+              </w:rPr>
+              <w:fldChar w:fldCharType="separate"/>
+            </w:r>
+            <w:r>
+              <w:rPr>
+                <w:noProof/>
+                <w:webHidden/>
+              </w:rPr>
+              <w:t>21</w:t>
+            </w:r>
+            <w:r>
+              <w:rPr>
+                <w:noProof/>
+                <w:webHidden/>
+              </w:rPr>
+              <w:fldChar w:fldCharType="end"/>
+            </w:r>
+          </w:hyperlink>
+        </w:p>
+        <w:p>
+          <w:pPr>
+            <w:pStyle w:val="TDC1"/>
+            <w:tabs>
+              <w:tab w:val="right" w:leader="dot" w:pos="9350"/>
+            </w:tabs>
+            <w:rPr>
+              <w:rFonts w:asciiTheme="minorHAnsi" w:eastAsiaTheme="minorEastAsia" w:hAnsiTheme="minorHAnsi"/>
+              <w:noProof/>
+              <w:szCs w:val="24"/>
+              <w:lang w:eastAsia="es-MX"/>
+            </w:rPr>
+          </w:pPr>
+          <w:hyperlink w:anchor="_Toc229119901" w:history="1">
+            <w:r>
+              <w:rPr>
+                <w:rStyle w:val="Hipervnculo"/>
+                <w:noProof/>
+              </w:rPr>
+              <w:t>Conclusiones</w:t>
+            </w:r>
+            <w:r>
+              <w:rPr>
+                <w:noProof/>
+                <w:webHidden/>
+              </w:rPr>
+              <w:tab/>
+            </w:r>
+            <w:r>
+              <w:rPr>
+                <w:noProof/>
+                <w:webHidden/>
+              </w:rPr>
+              <w:fldChar w:fldCharType="begin"/>
+            </w:r>
+            <w:r>
+              <w:rPr>
+                <w:noProof/>
+                <w:webHidden/>
+              </w:rPr>
+              <w:instrText xml:space="preserve"> PAGEREF _Toc229119901 \h </w:instrText>
             </w:r>
             <w:r>
               <w:rPr>
@@ -2699,78 +2770,7 @@
               <w:lang w:eastAsia="es-MX"/>
             </w:rPr>
           </w:pPr>
-          <w:hyperlink w:anchor="_Toc229119507" w:history="1">
-            <w:r>
-              <w:rPr>
-                <w:rStyle w:val="Hipervnculo"/>
-                <w:noProof/>
-              </w:rPr>
-              <w:t>Conclusiones</w:t>
-            </w:r>
-            <w:r>
-              <w:rPr>
-                <w:noProof/>
-                <w:webHidden/>
-              </w:rPr>
-              <w:tab/>
-            </w:r>
-            <w:r>
-              <w:rPr>
-                <w:noProof/>
-                <w:webHidden/>
-              </w:rPr>
-              <w:fldChar w:fldCharType="begin"/>
-            </w:r>
-            <w:r>
-              <w:rPr>
-                <w:noProof/>
-                <w:webHidden/>
-              </w:rPr>
-              <w:instrText xml:space="preserve"> PAGEREF _Toc229119507 \h </w:instrText>
-            </w:r>
-            <w:r>
-              <w:rPr>
-                <w:noProof/>
-                <w:webHidden/>
-              </w:rPr>
-            </w:r>
-            <w:r>
-              <w:rPr>
-                <w:noProof/>
-                <w:webHidden/>
-              </w:rPr>
-              <w:fldChar w:fldCharType="separate"/>
-            </w:r>
-            <w:r>
-              <w:rPr>
-                <w:noProof/>
-                <w:webHidden/>
-              </w:rPr>
-              <w:t>22</w:t>
-            </w:r>
-            <w:r>
-              <w:rPr>
-                <w:noProof/>
-                <w:webHidden/>
-              </w:rPr>
-              <w:fldChar w:fldCharType="end"/>
-            </w:r>
-          </w:hyperlink>
-        </w:p>
-        <w:p>
-          <w:pPr>
-            <w:pStyle w:val="TDC1"/>
-            <w:tabs>
-              <w:tab w:val="right" w:leader="dot" w:pos="9350"/>
-            </w:tabs>
-            <w:rPr>
-              <w:rFonts w:asciiTheme="minorHAnsi" w:eastAsiaTheme="minorEastAsia" w:hAnsiTheme="minorHAnsi"/>
-              <w:noProof/>
-              <w:szCs w:val="24"/>
-              <w:lang w:eastAsia="es-MX"/>
-            </w:rPr>
-          </w:pPr>
-          <w:hyperlink w:anchor="_Toc229119508" w:history="1">
+          <w:hyperlink w:anchor="_Toc229119902" w:history="1">
             <w:r>
               <w:rPr>
                 <w:rStyle w:val="Hipervnculo"/>
@@ -2798,7 +2798,7 @@
                 <w:noProof/>
                 <w:webHidden/>
               </w:rPr>
-              <w:instrText xml:space="preserve"> PAGEREF _Toc229119508 \h </w:instrText>
+              <w:instrText xml:space="preserve"> PAGEREF _Toc229119902 \h </w:instrText>
             </w:r>
             <w:r>
               <w:rPr>
@@ -2842,7 +2842,7 @@
               <w:lang w:eastAsia="es-MX"/>
             </w:rPr>
           </w:pPr>
-          <w:hyperlink w:anchor="_Toc229119509" w:history="1">
+          <w:hyperlink w:anchor="_Toc229119903" w:history="1">
             <w:r>
               <w:rPr>
                 <w:rStyle w:val="Hipervnculo"/>
@@ -2870,7 +2870,7 @@
                 <w:noProof/>
                 <w:webHidden/>
               </w:rPr>
-              <w:instrText xml:space="preserve"> PAGEREF _Toc229119509 \h </w:instrText>
+              <w:instrText xml:space="preserve"> PAGEREF _Toc229119903 \h </w:instrText>
             </w:r>
             <w:r>
               <w:rPr>
@@ -2932,7 +2932,7 @@
       <w:pPr>
         <w:pStyle w:val="Ttulo1"/>
       </w:pPr>
-      <w:bookmarkStart w:id="1" w:name="_Toc229119499"/>
+      <w:bookmarkStart w:id="1" w:name="_Toc229119893"/>
       <w:r>
         <w:lastRenderedPageBreak/>
         <w:t>Consideraciones teóricas</w:t>
@@ -3089,7 +3089,7 @@
       <w:pPr>
         <w:pStyle w:val="Ttulo1"/>
       </w:pPr>
-      <w:bookmarkStart w:id="2" w:name="_Toc229119500"/>
+      <w:bookmarkStart w:id="2" w:name="_Toc229119894"/>
       <w:r>
         <w:t>Material</w:t>
       </w:r>
@@ -3258,7 +3258,7 @@
       <w:pPr>
         <w:pStyle w:val="Ttulo1"/>
       </w:pPr>
-      <w:bookmarkStart w:id="3" w:name="_Toc229119501"/>
+      <w:bookmarkStart w:id="3" w:name="_Toc229119895"/>
       <w:r>
         <w:lastRenderedPageBreak/>
         <w:t>Desarrollo</w:t>
@@ -3272,7 +3272,7 @@
       <w:pPr>
         <w:pStyle w:val="Ttulo2"/>
       </w:pPr>
-      <w:bookmarkStart w:id="4" w:name="_Toc229119502"/>
+      <w:bookmarkStart w:id="4" w:name="_Toc229119896"/>
       <w:r>
         <w:t>Análisis</w:t>
       </w:r>
@@ -5645,7 +5645,7 @@
       <w:pPr>
         <w:pStyle w:val="Ttulo2"/>
       </w:pPr>
-      <w:bookmarkStart w:id="5" w:name="_Toc229119503"/>
+      <w:bookmarkStart w:id="5" w:name="_Toc229119897"/>
       <w:r>
         <w:rPr>
           <w:noProof/>
@@ -5913,7 +5913,7 @@
       <w:pPr>
         <w:pStyle w:val="Ttulo2"/>
       </w:pPr>
-      <w:bookmarkStart w:id="6" w:name="_Toc229119504"/>
+      <w:bookmarkStart w:id="6" w:name="_Toc229119898"/>
       <w:r>
         <w:lastRenderedPageBreak/>
         <w:t>C</w:t>
@@ -7779,7 +7779,7 @@
       <w:pPr>
         <w:pStyle w:val="Ttulo1"/>
       </w:pPr>
-      <w:bookmarkStart w:id="8" w:name="_Toc229119505"/>
+      <w:bookmarkStart w:id="8" w:name="_Toc229119899"/>
       <w:r>
         <w:t>Proyección a futuro</w:t>
       </w:r>
@@ -7804,21 +7804,12 @@
       </w:r>
     </w:p>
     <w:p/>
-    <w:p/>
-    <w:p/>
-    <w:p/>
-    <w:p/>
-    <w:p/>
-    <w:p/>
-    <w:p/>
-    <w:p/>
     <w:p>
       <w:pPr>
         <w:pStyle w:val="Ttulo1"/>
       </w:pPr>
-      <w:bookmarkStart w:id="9" w:name="_Toc229119506"/>
-      <w:r>
-        <w:lastRenderedPageBreak/>
+      <w:bookmarkStart w:id="9" w:name="_Toc229119900"/>
+      <w:r>
         <w:t>Observaciones</w:t>
       </w:r>
       <w:bookmarkEnd w:id="9"/>
@@ -7925,17 +7916,11 @@
       </w:r>
     </w:p>
     <w:p/>
-    <w:p/>
-    <w:p/>
-    <w:p/>
-    <w:p/>
-    <w:p/>
-    <w:p/>
     <w:p>
       <w:pPr>
         <w:pStyle w:val="Ttulo1"/>
       </w:pPr>
-      <w:bookmarkStart w:id="10" w:name="_Toc229119507"/>
+      <w:bookmarkStart w:id="10" w:name="_Toc229119901"/>
       <w:r>
         <w:t>Conclusiones</w:t>
       </w:r>
@@ -8024,12 +8009,13 @@
           <w:lang w:val="en-US"/>
         </w:rPr>
       </w:pPr>
-      <w:bookmarkStart w:id="11" w:name="_Toc229119508"/>
+      <w:bookmarkStart w:id="11" w:name="_Toc229119902"/>
       <w:proofErr w:type="spellStart"/>
       <w:r>
         <w:rPr>
           <w:lang w:val="en-US"/>
         </w:rPr>
+        <w:lastRenderedPageBreak/>
         <w:t>Bibliografía</w:t>
       </w:r>
       <w:bookmarkEnd w:id="11"/>
@@ -8246,12 +8232,13 @@
           <w:lang w:val="en-US"/>
         </w:rPr>
       </w:pPr>
-      <w:bookmarkStart w:id="12" w:name="_Toc229119509"/>
+      <w:bookmarkStart w:id="12" w:name="_Toc229119903"/>
       <w:proofErr w:type="spellStart"/>
       <w:r>
         <w:rPr>
           <w:lang w:val="en-US"/>
         </w:rPr>
+        <w:lastRenderedPageBreak/>
         <w:t>Anexos</w:t>
       </w:r>
       <w:bookmarkEnd w:id="12"/>
@@ -8426,7 +8413,6 @@
     </w:p>
     <w:p>
       <w:r>
-        <w:lastRenderedPageBreak/>
         <w:t>Valor aleatorio usado en el primer bloque CBC para garantizar que el mismo texto nunca produzca el mismo cifrado.</w:t>
       </w:r>
     </w:p>
